--- a/archive/Aultman Health_I8_Cerner_GLTrans_Analysis and Design Specification_v1.1.docx
+++ b/archive/Aultman Health_I8_Cerner_GLTrans_Analysis and Design Specification_v1.1.docx
@@ -2929,15 +2929,7 @@
         <w:ind w:left="720"/>
       </w:pPr>
       <w:r>
-        <w:t xml:space="preserve">Aultman Health Foundation (AHF) has a business relationship with </w:t>
-      </w:r>
-      <w:proofErr w:type="gramStart"/>
-      <w:r>
-        <w:t>Cerner</w:t>
-      </w:r>
-      <w:proofErr w:type="gramEnd"/>
-      <w:r>
-        <w:t xml:space="preserve"> who manages the GL Transactions that are being sent daily to the Aultman Health Finance department.</w:t>
+        <w:t>Aultman Health Foundation (AHF) has a business relationship with Cerner who manages the GL Transactions that are being sent daily to the Aultman Health Finance department.</w:t>
       </w:r>
     </w:p>
     <w:p>
@@ -2946,15 +2938,7 @@
         <w:ind w:left="720"/>
       </w:pPr>
       <w:r>
-        <w:t xml:space="preserve">This document describes the functional requirements to upload the GL Transactions from a </w:t>
-      </w:r>
-      <w:proofErr w:type="gramStart"/>
-      <w:r>
-        <w:t>Third Party</w:t>
-      </w:r>
-      <w:proofErr w:type="gramEnd"/>
-      <w:r>
-        <w:t xml:space="preserve"> Vendor Cerner to the Global Ledger Transaction Interface of the Infor Cloudsuite Financials (FSM).</w:t>
+        <w:t>This document describes the functional requirements to upload the GL Transactions from a Third Party Vendor Cerner to the Global Ledger Transaction Interface of the Infor Cloudsuite Financials (FSM).</w:t>
       </w:r>
     </w:p>
     <w:p>
@@ -2975,29 +2959,13 @@
         <w:ind w:left="720"/>
       </w:pPr>
       <w:r>
-        <w:t xml:space="preserve">This interface intends to change the process by picking up the GL Transaction file from the </w:t>
-      </w:r>
-      <w:proofErr w:type="gramStart"/>
-      <w:r>
-        <w:t xml:space="preserve">Third </w:t>
+        <w:t xml:space="preserve">This interface intends to change the process by picking up the GL Transaction file from the Third </w:t>
       </w:r>
       <w:r>
         <w:t>P</w:t>
       </w:r>
       <w:r>
-        <w:t>arty</w:t>
-      </w:r>
-      <w:proofErr w:type="gramEnd"/>
-      <w:r>
-        <w:t xml:space="preserve"> vendor Cerner and </w:t>
-      </w:r>
-      <w:proofErr w:type="gramStart"/>
-      <w:r>
-        <w:t>load</w:t>
-      </w:r>
-      <w:proofErr w:type="gramEnd"/>
-      <w:r>
-        <w:t xml:space="preserve"> it into the new Global Ledger of the Infor Cloudsuite Financial via GLTransactionInterface business class.</w:t>
+        <w:t>arty vendor Cerner and load it into the new Global Ledger of the Infor Cloudsuite Financial via GLTransactionInterface business class.</w:t>
       </w:r>
     </w:p>
     <w:p>
@@ -3174,15 +3142,7 @@
         </w:rPr>
       </w:pPr>
       <w:r>
-        <w:t xml:space="preserve">The inbound interface will use Infor Cloudsuite Financials functionality to load GL Transaction entries from a </w:t>
-      </w:r>
-      <w:proofErr w:type="gramStart"/>
-      <w:r>
-        <w:t>third party</w:t>
-      </w:r>
-      <w:proofErr w:type="gramEnd"/>
-      <w:r>
-        <w:t xml:space="preserve"> vendor Cerner to Infor CSF Global Ledger via </w:t>
+        <w:t xml:space="preserve">The inbound interface will use Infor Cloudsuite Financials functionality to load GL Transaction entries from a third party vendor Cerner to Infor CSF Global Ledger via </w:t>
       </w:r>
       <w:r>
         <w:rPr>
@@ -3819,69 +3779,37 @@
                 <w:sz w:val="16"/>
                 <w:szCs w:val="16"/>
               </w:rPr>
-              <w:t xml:space="preserve"> files </w:t>
-            </w:r>
-            <w:proofErr w:type="gramStart"/>
+              <w:t xml:space="preserve"> files needs to be archived. The Infor cloud software must retain the delivered </w:t>
+            </w:r>
             <w:r>
               <w:rPr>
                 <w:sz w:val="16"/>
                 <w:szCs w:val="16"/>
               </w:rPr>
-              <w:t>needs</w:t>
-            </w:r>
-            <w:proofErr w:type="gramEnd"/>
+              <w:t>Cerner</w:t>
+            </w:r>
             <w:r>
               <w:rPr>
                 <w:sz w:val="16"/>
                 <w:szCs w:val="16"/>
               </w:rPr>
-              <w:t xml:space="preserve"> to be archived. The Infor cloud software must retain the delivered </w:t>
-            </w:r>
-            <w:r>
+              <w:t xml:space="preserve"> input files for at least 31 days.  These archived files must be accessible by the IT and Finance teams.</w:t>
+            </w:r>
+          </w:p>
+          <w:p>
+            <w:pPr>
+              <w:cnfStyle w:val="000000010000" w:firstRow="0" w:lastRow="0" w:firstColumn="0" w:lastColumn="0" w:oddVBand="0" w:evenVBand="0" w:oddHBand="0" w:evenHBand="1" w:firstRowFirstColumn="0" w:firstRowLastColumn="0" w:lastRowFirstColumn="0" w:lastRowLastColumn="0"/>
               <w:rPr>
                 <w:sz w:val="16"/>
                 <w:szCs w:val="16"/>
               </w:rPr>
-              <w:t>Cerner</w:t>
-            </w:r>
+            </w:pPr>
             <w:r>
               <w:rPr>
                 <w:sz w:val="16"/>
                 <w:szCs w:val="16"/>
               </w:rPr>
-              <w:t xml:space="preserve"> input files for at least 31 days.  These archived files must be accessible by the IT and Finance teams.</w:t>
-            </w:r>
-          </w:p>
-          <w:p>
-            <w:pPr>
-              <w:cnfStyle w:val="000000010000" w:firstRow="0" w:lastRow="0" w:firstColumn="0" w:lastColumn="0" w:oddVBand="0" w:evenVBand="0" w:oddHBand="0" w:evenHBand="1" w:firstRowFirstColumn="0" w:firstRowLastColumn="0" w:lastRowFirstColumn="0" w:lastRowLastColumn="0"/>
-              <w:rPr>
-                <w:sz w:val="16"/>
-                <w:szCs w:val="16"/>
-              </w:rPr>
-            </w:pPr>
-            <w:r>
-              <w:rPr>
-                <w:sz w:val="16"/>
-                <w:szCs w:val="16"/>
-              </w:rPr>
-              <w:t xml:space="preserve">Processed files must be </w:t>
-            </w:r>
-            <w:proofErr w:type="gramStart"/>
-            <w:r>
-              <w:rPr>
-                <w:sz w:val="16"/>
-                <w:szCs w:val="16"/>
-              </w:rPr>
-              <w:t>archive</w:t>
-            </w:r>
-            <w:proofErr w:type="gramEnd"/>
-            <w:r>
-              <w:rPr>
-                <w:sz w:val="16"/>
-                <w:szCs w:val="16"/>
-              </w:rPr>
-              <w:t xml:space="preserve"> by Aultman and move to its own SFTP location.</w:t>
+              <w:t>Processed files must be archive by Aultman and move to its own SFTP location.</w:t>
             </w:r>
           </w:p>
         </w:tc>
@@ -4254,7 +4182,6 @@
                 <w:szCs w:val="18"/>
               </w:rPr>
             </w:pPr>
-            <w:proofErr w:type="gramStart"/>
             <w:r>
               <w:rPr>
                 <w:color w:val="FF0000"/>
@@ -4287,7 +4214,6 @@
               </w:rPr>
               <w:t xml:space="preserve"> ?</w:t>
             </w:r>
-            <w:proofErr w:type="gramEnd"/>
           </w:p>
         </w:tc>
       </w:tr>
@@ -6091,15 +6017,7 @@
         <w:pStyle w:val="BodyText"/>
       </w:pPr>
       <w:r>
-        <w:t xml:space="preserve">After consumption in FSM, </w:t>
-      </w:r>
-      <w:proofErr w:type="gramStart"/>
-      <w:r>
-        <w:t>file</w:t>
-      </w:r>
-      <w:proofErr w:type="gramEnd"/>
-      <w:r>
-        <w:t xml:space="preserve"> will be archived to another directory</w:t>
+        <w:t>After consumption in FSM, file will be archived to another directory</w:t>
       </w:r>
       <w:r>
         <w:t xml:space="preserve">. Client will be responsible to Archive / move the file to </w:t>
@@ -7063,19 +6981,7 @@
                 <w:szCs w:val="18"/>
                 <w:lang w:eastAsia="en-US"/>
               </w:rPr>
-              <w:t> </w:t>
-            </w:r>
-            <w:r>
-              <w:rPr>
-                <w:rFonts w:cs="Arial"/>
-                <w:b/>
-                <w:bCs/>
-                <w:color w:val="FF0000"/>
-                <w:sz w:val="18"/>
-                <w:szCs w:val="18"/>
-                <w:lang w:eastAsia="en-US"/>
-              </w:rPr>
-              <w:t>AHF</w:t>
+              <w:t>1</w:t>
             </w:r>
           </w:p>
         </w:tc>
@@ -7449,27 +7355,7 @@
                 <w:sz w:val="18"/>
                 <w:szCs w:val="18"/>
               </w:rPr>
-              <w:t xml:space="preserve">A user-defined unique identifier </w:t>
-            </w:r>
-            <w:proofErr w:type="gramStart"/>
-            <w:r>
-              <w:rPr>
-                <w:rFonts w:cs="Arial"/>
-                <w:color w:val="000000"/>
-                <w:sz w:val="18"/>
-                <w:szCs w:val="18"/>
-              </w:rPr>
-              <w:t>used</w:t>
-            </w:r>
-            <w:proofErr w:type="gramEnd"/>
-            <w:r>
-              <w:rPr>
-                <w:rFonts w:cs="Arial"/>
-                <w:color w:val="000000"/>
-                <w:sz w:val="18"/>
-                <w:szCs w:val="18"/>
-              </w:rPr>
-              <w:t xml:space="preserve"> to group together a set of records to process selectively or concurrently.</w:t>
+              <w:t>A user-defined unique identifier used to group together a set of records to process selectively or concurrently.</w:t>
             </w:r>
           </w:p>
           <w:p>
@@ -8396,27 +8282,7 @@
                 <w:szCs w:val="18"/>
               </w:rPr>
               <w:lastRenderedPageBreak/>
-              <w:t xml:space="preserve">entity that is </w:t>
-            </w:r>
-            <w:proofErr w:type="gramStart"/>
-            <w:r>
-              <w:rPr>
-                <w:rFonts w:cs="Arial"/>
-                <w:color w:val="000000"/>
-                <w:sz w:val="18"/>
-                <w:szCs w:val="18"/>
-              </w:rPr>
-              <w:t>originating</w:t>
-            </w:r>
-            <w:proofErr w:type="gramEnd"/>
-            <w:r>
-              <w:rPr>
-                <w:rFonts w:cs="Arial"/>
-                <w:color w:val="000000"/>
-                <w:sz w:val="18"/>
-                <w:szCs w:val="18"/>
-              </w:rPr>
-              <w:t xml:space="preserve"> the entry.</w:t>
+              <w:t>entity that is originating the entry.</w:t>
             </w:r>
           </w:p>
           <w:p>
@@ -9870,27 +9736,7 @@
                 <w:sz w:val="18"/>
                 <w:szCs w:val="18"/>
               </w:rPr>
-              <w:t xml:space="preserve">This field can be </w:t>
-            </w:r>
-            <w:proofErr w:type="gramStart"/>
-            <w:r>
-              <w:rPr>
-                <w:rFonts w:cs="Arial"/>
-                <w:color w:val="000000"/>
-                <w:sz w:val="18"/>
-                <w:szCs w:val="18"/>
-              </w:rPr>
-              <w:t>used</w:t>
-            </w:r>
-            <w:proofErr w:type="gramEnd"/>
-            <w:r>
-              <w:rPr>
-                <w:rFonts w:cs="Arial"/>
-                <w:color w:val="000000"/>
-                <w:sz w:val="18"/>
-                <w:szCs w:val="18"/>
-              </w:rPr>
-              <w:t xml:space="preserve"> 2 ways - one is as a user-defined field that will crosswalk the account to the CSF account. It can also be the actual account to be posted to.</w:t>
+              <w:t>This field can be used 2 ways - one is as a user-defined field that will crosswalk the account to the CSF account. It can also be the actual account to be posted to.</w:t>
             </w:r>
           </w:p>
           <w:p>
@@ -11115,27 +10961,7 @@
                 <w:sz w:val="18"/>
                 <w:szCs w:val="18"/>
               </w:rPr>
-              <w:t xml:space="preserve">The reference number </w:t>
-            </w:r>
-            <w:proofErr w:type="gramStart"/>
-            <w:r>
-              <w:rPr>
-                <w:rFonts w:cs="Arial"/>
-                <w:color w:val="000000"/>
-                <w:sz w:val="18"/>
-                <w:szCs w:val="18"/>
-              </w:rPr>
-              <w:t>associated</w:t>
-            </w:r>
-            <w:proofErr w:type="gramEnd"/>
-            <w:r>
-              <w:rPr>
-                <w:rFonts w:cs="Arial"/>
-                <w:color w:val="000000"/>
-                <w:sz w:val="18"/>
-                <w:szCs w:val="18"/>
-              </w:rPr>
-              <w:t xml:space="preserve"> with the transaction.</w:t>
+              <w:t>The reference number associated with the transaction.</w:t>
             </w:r>
           </w:p>
         </w:tc>
@@ -11740,27 +11566,7 @@
                 <w:sz w:val="18"/>
                 <w:szCs w:val="18"/>
               </w:rPr>
-              <w:t xml:space="preserve">User-defined currency code </w:t>
-            </w:r>
-            <w:proofErr w:type="gramStart"/>
-            <w:r>
-              <w:rPr>
-                <w:rFonts w:cs="Arial"/>
-                <w:color w:val="000000"/>
-                <w:sz w:val="18"/>
-                <w:szCs w:val="18"/>
-              </w:rPr>
-              <w:t>used</w:t>
-            </w:r>
-            <w:proofErr w:type="gramEnd"/>
-            <w:r>
-              <w:rPr>
-                <w:rFonts w:cs="Arial"/>
-                <w:color w:val="000000"/>
-                <w:sz w:val="18"/>
-                <w:szCs w:val="18"/>
-              </w:rPr>
-              <w:t xml:space="preserve"> if the transaction is not in the accounting entity's base currency.</w:t>
+              <w:t>User-defined currency code used if the transaction is not in the accounting entity's base currency.</w:t>
             </w:r>
           </w:p>
           <w:p>
@@ -12065,27 +11871,7 @@
                 <w:sz w:val="18"/>
                 <w:szCs w:val="18"/>
               </w:rPr>
-              <w:t xml:space="preserve">Contains the transaction </w:t>
-            </w:r>
-            <w:proofErr w:type="gramStart"/>
-            <w:r>
-              <w:rPr>
-                <w:rFonts w:cs="Arial"/>
-                <w:color w:val="000000"/>
-                <w:sz w:val="18"/>
-                <w:szCs w:val="18"/>
-              </w:rPr>
-              <w:t>units</w:t>
-            </w:r>
-            <w:proofErr w:type="gramEnd"/>
-            <w:r>
-              <w:rPr>
-                <w:rFonts w:cs="Arial"/>
-                <w:color w:val="000000"/>
-                <w:sz w:val="18"/>
-                <w:szCs w:val="18"/>
-              </w:rPr>
-              <w:t xml:space="preserve"> amount.</w:t>
+              <w:t>Contains the transaction units amount.</w:t>
             </w:r>
           </w:p>
         </w:tc>
@@ -12567,27 +12353,15 @@
                 <w:lang w:eastAsia="en-US"/>
               </w:rPr>
             </w:pPr>
-            <w:proofErr w:type="gramStart"/>
-            <w:r>
-              <w:rPr>
-                <w:rFonts w:cs="Arial"/>
-                <w:color w:val="000000"/>
-                <w:sz w:val="18"/>
-                <w:szCs w:val="18"/>
-                <w:lang w:eastAsia="en-US"/>
-              </w:rPr>
-              <w:t>ReportCurrencyAmount.FunctionalAmount.EnteredCurrencyRate</w:t>
-            </w:r>
-            <w:proofErr w:type="gramEnd"/>
-            <w:r>
-              <w:rPr>
-                <w:rFonts w:cs="Arial"/>
-                <w:color w:val="000000"/>
-                <w:sz w:val="18"/>
-                <w:szCs w:val="18"/>
-                <w:lang w:eastAsia="en-US"/>
-              </w:rPr>
-              <w:t xml:space="preserve"> </w:t>
+            <w:r>
+              <w:rPr>
+                <w:rFonts w:cs="Arial"/>
+                <w:color w:val="000000"/>
+                <w:sz w:val="18"/>
+                <w:szCs w:val="18"/>
+                <w:lang w:eastAsia="en-US"/>
+              </w:rPr>
+              <w:t xml:space="preserve">ReportCurrencyAmount.FunctionalAmount.EnteredCurrencyRate </w:t>
             </w:r>
           </w:p>
         </w:tc>
@@ -12819,27 +12593,15 @@
                 <w:lang w:eastAsia="en-US"/>
               </w:rPr>
             </w:pPr>
-            <w:proofErr w:type="gramStart"/>
-            <w:r>
-              <w:rPr>
-                <w:rFonts w:cs="Arial"/>
-                <w:color w:val="000000"/>
-                <w:sz w:val="18"/>
-                <w:szCs w:val="18"/>
-                <w:lang w:eastAsia="en-US"/>
-              </w:rPr>
-              <w:t>ReportCurrencyAmount.FunctionalAmount.EnteredCurrencyAmount</w:t>
-            </w:r>
-            <w:proofErr w:type="gramEnd"/>
-            <w:r>
-              <w:rPr>
-                <w:rFonts w:cs="Arial"/>
-                <w:color w:val="000000"/>
-                <w:sz w:val="18"/>
-                <w:szCs w:val="18"/>
-                <w:lang w:eastAsia="en-US"/>
-              </w:rPr>
-              <w:t xml:space="preserve"> </w:t>
+            <w:r>
+              <w:rPr>
+                <w:rFonts w:cs="Arial"/>
+                <w:color w:val="000000"/>
+                <w:sz w:val="18"/>
+                <w:szCs w:val="18"/>
+                <w:lang w:eastAsia="en-US"/>
+              </w:rPr>
+              <w:t xml:space="preserve">ReportCurrencyAmount.FunctionalAmount.EnteredCurrencyAmount </w:t>
             </w:r>
           </w:p>
         </w:tc>
@@ -13061,27 +12823,15 @@
                 <w:lang w:eastAsia="en-US"/>
               </w:rPr>
             </w:pPr>
-            <w:proofErr w:type="gramStart"/>
-            <w:r>
-              <w:rPr>
-                <w:rFonts w:cs="Arial"/>
-                <w:color w:val="000000"/>
-                <w:sz w:val="18"/>
-                <w:szCs w:val="18"/>
-                <w:lang w:eastAsia="en-US"/>
-              </w:rPr>
-              <w:t>ReportCurrencyAmount.AlternateAmount.EnteredCurrencyRate</w:t>
-            </w:r>
-            <w:proofErr w:type="gramEnd"/>
-            <w:r>
-              <w:rPr>
-                <w:rFonts w:cs="Arial"/>
-                <w:color w:val="000000"/>
-                <w:sz w:val="18"/>
-                <w:szCs w:val="18"/>
-                <w:lang w:eastAsia="en-US"/>
-              </w:rPr>
-              <w:t xml:space="preserve"> </w:t>
+            <w:r>
+              <w:rPr>
+                <w:rFonts w:cs="Arial"/>
+                <w:color w:val="000000"/>
+                <w:sz w:val="18"/>
+                <w:szCs w:val="18"/>
+                <w:lang w:eastAsia="en-US"/>
+              </w:rPr>
+              <w:t xml:space="preserve">ReportCurrencyAmount.AlternateAmount.EnteredCurrencyRate </w:t>
             </w:r>
           </w:p>
         </w:tc>
@@ -13314,27 +13064,15 @@
                 <w:lang w:eastAsia="en-US"/>
               </w:rPr>
             </w:pPr>
-            <w:proofErr w:type="gramStart"/>
-            <w:r>
-              <w:rPr>
-                <w:rFonts w:cs="Arial"/>
-                <w:color w:val="000000"/>
-                <w:sz w:val="18"/>
-                <w:szCs w:val="18"/>
-                <w:lang w:eastAsia="en-US"/>
-              </w:rPr>
-              <w:t>ReportCurrencyAmount.AlternateAmount.EnteredCurrencyAmount</w:t>
-            </w:r>
-            <w:proofErr w:type="gramEnd"/>
-            <w:r>
-              <w:rPr>
-                <w:rFonts w:cs="Arial"/>
-                <w:color w:val="000000"/>
-                <w:sz w:val="18"/>
-                <w:szCs w:val="18"/>
-                <w:lang w:eastAsia="en-US"/>
-              </w:rPr>
-              <w:t xml:space="preserve"> </w:t>
+            <w:r>
+              <w:rPr>
+                <w:rFonts w:cs="Arial"/>
+                <w:color w:val="000000"/>
+                <w:sz w:val="18"/>
+                <w:szCs w:val="18"/>
+                <w:lang w:eastAsia="en-US"/>
+              </w:rPr>
+              <w:t xml:space="preserve">ReportCurrencyAmount.AlternateAmount.EnteredCurrencyAmount </w:t>
             </w:r>
           </w:p>
         </w:tc>
@@ -13574,29 +13312,7 @@
                 <w:szCs w:val="18"/>
                 <w:lang w:eastAsia="en-US"/>
               </w:rPr>
-              <w:t>ReportCurrencyAmount.AlternateAmount</w:t>
-            </w:r>
-            <w:proofErr w:type="gramStart"/>
-            <w:r>
-              <w:rPr>
-                <w:rFonts w:cs="Arial"/>
-                <w:color w:val="000000"/>
-                <w:sz w:val="18"/>
-                <w:szCs w:val="18"/>
-                <w:lang w:eastAsia="en-US"/>
-              </w:rPr>
-              <w:t>2.EnteredCurrencyRate</w:t>
-            </w:r>
-            <w:proofErr w:type="gramEnd"/>
-            <w:r>
-              <w:rPr>
-                <w:rFonts w:cs="Arial"/>
-                <w:color w:val="000000"/>
-                <w:sz w:val="18"/>
-                <w:szCs w:val="18"/>
-                <w:lang w:eastAsia="en-US"/>
-              </w:rPr>
-              <w:t xml:space="preserve"> </w:t>
+              <w:t xml:space="preserve">ReportCurrencyAmount.AlternateAmount2.EnteredCurrencyRate </w:t>
             </w:r>
           </w:p>
         </w:tc>
@@ -13836,29 +13552,7 @@
                 <w:szCs w:val="18"/>
                 <w:lang w:eastAsia="en-US"/>
               </w:rPr>
-              <w:t>ReportCurrencyAmount.AlternateAmount</w:t>
-            </w:r>
-            <w:proofErr w:type="gramStart"/>
-            <w:r>
-              <w:rPr>
-                <w:rFonts w:cs="Arial"/>
-                <w:color w:val="000000"/>
-                <w:sz w:val="18"/>
-                <w:szCs w:val="18"/>
-                <w:lang w:eastAsia="en-US"/>
-              </w:rPr>
-              <w:t>2.EnteredCurrencyAmount</w:t>
-            </w:r>
-            <w:proofErr w:type="gramEnd"/>
-            <w:r>
-              <w:rPr>
-                <w:rFonts w:cs="Arial"/>
-                <w:color w:val="000000"/>
-                <w:sz w:val="18"/>
-                <w:szCs w:val="18"/>
-                <w:lang w:eastAsia="en-US"/>
-              </w:rPr>
-              <w:t xml:space="preserve"> </w:t>
+              <w:t xml:space="preserve">ReportCurrencyAmount.AlternateAmount2.EnteredCurrencyAmount </w:t>
             </w:r>
           </w:p>
         </w:tc>
@@ -14098,29 +13792,7 @@
                 <w:szCs w:val="18"/>
                 <w:lang w:eastAsia="en-US"/>
               </w:rPr>
-              <w:t>ReportCurrencyAmount.AlternateAmount</w:t>
-            </w:r>
-            <w:proofErr w:type="gramStart"/>
-            <w:r>
-              <w:rPr>
-                <w:rFonts w:cs="Arial"/>
-                <w:color w:val="000000"/>
-                <w:sz w:val="18"/>
-                <w:szCs w:val="18"/>
-                <w:lang w:eastAsia="en-US"/>
-              </w:rPr>
-              <w:t>3.EnteredCurrencyRate</w:t>
-            </w:r>
-            <w:proofErr w:type="gramEnd"/>
-            <w:r>
-              <w:rPr>
-                <w:rFonts w:cs="Arial"/>
-                <w:color w:val="000000"/>
-                <w:sz w:val="18"/>
-                <w:szCs w:val="18"/>
-                <w:lang w:eastAsia="en-US"/>
-              </w:rPr>
-              <w:t xml:space="preserve"> </w:t>
+              <w:t xml:space="preserve">ReportCurrencyAmount.AlternateAmount3.EnteredCurrencyRate </w:t>
             </w:r>
           </w:p>
         </w:tc>
@@ -14360,29 +14032,7 @@
                 <w:szCs w:val="18"/>
                 <w:lang w:eastAsia="en-US"/>
               </w:rPr>
-              <w:t>ReportCurrencyAmount.AlternateAmount</w:t>
-            </w:r>
-            <w:proofErr w:type="gramStart"/>
-            <w:r>
-              <w:rPr>
-                <w:rFonts w:cs="Arial"/>
-                <w:color w:val="000000"/>
-                <w:sz w:val="18"/>
-                <w:szCs w:val="18"/>
-                <w:lang w:eastAsia="en-US"/>
-              </w:rPr>
-              <w:t>3.EnteredCurrencyAmount</w:t>
-            </w:r>
-            <w:proofErr w:type="gramEnd"/>
-            <w:r>
-              <w:rPr>
-                <w:rFonts w:cs="Arial"/>
-                <w:color w:val="000000"/>
-                <w:sz w:val="18"/>
-                <w:szCs w:val="18"/>
-                <w:lang w:eastAsia="en-US"/>
-              </w:rPr>
-              <w:t xml:space="preserve"> </w:t>
+              <w:t xml:space="preserve">ReportCurrencyAmount.AlternateAmount3.EnteredCurrencyAmount </w:t>
             </w:r>
           </w:p>
         </w:tc>
@@ -14614,27 +14264,15 @@
                 <w:lang w:eastAsia="en-US"/>
               </w:rPr>
             </w:pPr>
-            <w:proofErr w:type="gramStart"/>
-            <w:r>
-              <w:rPr>
-                <w:rFonts w:cs="Arial"/>
-                <w:color w:val="000000"/>
-                <w:sz w:val="18"/>
-                <w:szCs w:val="18"/>
-                <w:lang w:eastAsia="en-US"/>
-              </w:rPr>
-              <w:t>ReportCurrencyAmount.ToFunctionalAmount.EnteredCurrencyRate</w:t>
-            </w:r>
-            <w:proofErr w:type="gramEnd"/>
-            <w:r>
-              <w:rPr>
-                <w:rFonts w:cs="Arial"/>
-                <w:color w:val="000000"/>
-                <w:sz w:val="18"/>
-                <w:szCs w:val="18"/>
-                <w:lang w:eastAsia="en-US"/>
-              </w:rPr>
-              <w:t xml:space="preserve"> </w:t>
+            <w:r>
+              <w:rPr>
+                <w:rFonts w:cs="Arial"/>
+                <w:color w:val="000000"/>
+                <w:sz w:val="18"/>
+                <w:szCs w:val="18"/>
+                <w:lang w:eastAsia="en-US"/>
+              </w:rPr>
+              <w:t xml:space="preserve">ReportCurrencyAmount.ToFunctionalAmount.EnteredCurrencyRate </w:t>
             </w:r>
           </w:p>
         </w:tc>
@@ -14866,27 +14504,15 @@
                 <w:lang w:eastAsia="en-US"/>
               </w:rPr>
             </w:pPr>
-            <w:proofErr w:type="gramStart"/>
-            <w:r>
-              <w:rPr>
-                <w:rFonts w:cs="Arial"/>
-                <w:color w:val="000000"/>
-                <w:sz w:val="18"/>
-                <w:szCs w:val="18"/>
-                <w:lang w:eastAsia="en-US"/>
-              </w:rPr>
-              <w:t>ReportCurrencyAmount.ToFunctionalAmount.EnteredCurrencyAmount</w:t>
-            </w:r>
-            <w:proofErr w:type="gramEnd"/>
-            <w:r>
-              <w:rPr>
-                <w:rFonts w:cs="Arial"/>
-                <w:color w:val="000000"/>
-                <w:sz w:val="18"/>
-                <w:szCs w:val="18"/>
-                <w:lang w:eastAsia="en-US"/>
-              </w:rPr>
-              <w:t xml:space="preserve"> </w:t>
+            <w:r>
+              <w:rPr>
+                <w:rFonts w:cs="Arial"/>
+                <w:color w:val="000000"/>
+                <w:sz w:val="18"/>
+                <w:szCs w:val="18"/>
+                <w:lang w:eastAsia="en-US"/>
+              </w:rPr>
+              <w:t xml:space="preserve">ReportCurrencyAmount.ToFunctionalAmount.EnteredCurrencyAmount </w:t>
             </w:r>
           </w:p>
         </w:tc>
@@ -15118,27 +14744,15 @@
                 <w:lang w:eastAsia="en-US"/>
               </w:rPr>
             </w:pPr>
-            <w:proofErr w:type="gramStart"/>
-            <w:r>
-              <w:rPr>
-                <w:rFonts w:cs="Arial"/>
-                <w:color w:val="000000"/>
-                <w:sz w:val="18"/>
-                <w:szCs w:val="18"/>
-                <w:lang w:eastAsia="en-US"/>
-              </w:rPr>
-              <w:t>ReportCurrencyAmount.ToAlternateAmount.EnteredCurrencyRate</w:t>
-            </w:r>
-            <w:proofErr w:type="gramEnd"/>
-            <w:r>
-              <w:rPr>
-                <w:rFonts w:cs="Arial"/>
-                <w:color w:val="000000"/>
-                <w:sz w:val="18"/>
-                <w:szCs w:val="18"/>
-                <w:lang w:eastAsia="en-US"/>
-              </w:rPr>
-              <w:t xml:space="preserve"> </w:t>
+            <w:r>
+              <w:rPr>
+                <w:rFonts w:cs="Arial"/>
+                <w:color w:val="000000"/>
+                <w:sz w:val="18"/>
+                <w:szCs w:val="18"/>
+                <w:lang w:eastAsia="en-US"/>
+              </w:rPr>
+              <w:t xml:space="preserve">ReportCurrencyAmount.ToAlternateAmount.EnteredCurrencyRate </w:t>
             </w:r>
           </w:p>
         </w:tc>
@@ -15370,27 +14984,15 @@
                 <w:lang w:eastAsia="en-US"/>
               </w:rPr>
             </w:pPr>
-            <w:proofErr w:type="gramStart"/>
-            <w:r>
-              <w:rPr>
-                <w:rFonts w:cs="Arial"/>
-                <w:color w:val="000000"/>
-                <w:sz w:val="18"/>
-                <w:szCs w:val="18"/>
-                <w:lang w:eastAsia="en-US"/>
-              </w:rPr>
-              <w:t>ReportCurrencyAmount.ToAlternateAmount.EnteredCurrencyAmount</w:t>
-            </w:r>
-            <w:proofErr w:type="gramEnd"/>
-            <w:r>
-              <w:rPr>
-                <w:rFonts w:cs="Arial"/>
-                <w:color w:val="000000"/>
-                <w:sz w:val="18"/>
-                <w:szCs w:val="18"/>
-                <w:lang w:eastAsia="en-US"/>
-              </w:rPr>
-              <w:t xml:space="preserve"> </w:t>
+            <w:r>
+              <w:rPr>
+                <w:rFonts w:cs="Arial"/>
+                <w:color w:val="000000"/>
+                <w:sz w:val="18"/>
+                <w:szCs w:val="18"/>
+                <w:lang w:eastAsia="en-US"/>
+              </w:rPr>
+              <w:t xml:space="preserve">ReportCurrencyAmount.ToAlternateAmount.EnteredCurrencyAmount </w:t>
             </w:r>
           </w:p>
         </w:tc>
@@ -15630,29 +15232,7 @@
                 <w:szCs w:val="18"/>
                 <w:lang w:eastAsia="en-US"/>
               </w:rPr>
-              <w:t>ReportCurrencyAmount.ToAlternateAmount</w:t>
-            </w:r>
-            <w:proofErr w:type="gramStart"/>
-            <w:r>
-              <w:rPr>
-                <w:rFonts w:cs="Arial"/>
-                <w:color w:val="000000"/>
-                <w:sz w:val="18"/>
-                <w:szCs w:val="18"/>
-                <w:lang w:eastAsia="en-US"/>
-              </w:rPr>
-              <w:t>2.EnteredCurrencyRate</w:t>
-            </w:r>
-            <w:proofErr w:type="gramEnd"/>
-            <w:r>
-              <w:rPr>
-                <w:rFonts w:cs="Arial"/>
-                <w:color w:val="000000"/>
-                <w:sz w:val="18"/>
-                <w:szCs w:val="18"/>
-                <w:lang w:eastAsia="en-US"/>
-              </w:rPr>
-              <w:t xml:space="preserve"> </w:t>
+              <w:t xml:space="preserve">ReportCurrencyAmount.ToAlternateAmount2.EnteredCurrencyRate </w:t>
             </w:r>
           </w:p>
         </w:tc>
@@ -15892,29 +15472,7 @@
                 <w:szCs w:val="18"/>
                 <w:lang w:eastAsia="en-US"/>
               </w:rPr>
-              <w:t>ReportCurrencyAmount.ToAlternateAmount</w:t>
-            </w:r>
-            <w:proofErr w:type="gramStart"/>
-            <w:r>
-              <w:rPr>
-                <w:rFonts w:cs="Arial"/>
-                <w:color w:val="000000"/>
-                <w:sz w:val="18"/>
-                <w:szCs w:val="18"/>
-                <w:lang w:eastAsia="en-US"/>
-              </w:rPr>
-              <w:t>2.EnteredCurrencyAmount</w:t>
-            </w:r>
-            <w:proofErr w:type="gramEnd"/>
-            <w:r>
-              <w:rPr>
-                <w:rFonts w:cs="Arial"/>
-                <w:color w:val="000000"/>
-                <w:sz w:val="18"/>
-                <w:szCs w:val="18"/>
-                <w:lang w:eastAsia="en-US"/>
-              </w:rPr>
-              <w:t xml:space="preserve"> </w:t>
+              <w:t xml:space="preserve">ReportCurrencyAmount.ToAlternateAmount2.EnteredCurrencyAmount </w:t>
             </w:r>
           </w:p>
         </w:tc>
@@ -16154,29 +15712,7 @@
                 <w:szCs w:val="18"/>
                 <w:lang w:eastAsia="en-US"/>
               </w:rPr>
-              <w:t>ReportCurrencyAmount.ToAlternateAmount</w:t>
-            </w:r>
-            <w:proofErr w:type="gramStart"/>
-            <w:r>
-              <w:rPr>
-                <w:rFonts w:cs="Arial"/>
-                <w:color w:val="000000"/>
-                <w:sz w:val="18"/>
-                <w:szCs w:val="18"/>
-                <w:lang w:eastAsia="en-US"/>
-              </w:rPr>
-              <w:t>3.EnteredCurrencyRate</w:t>
-            </w:r>
-            <w:proofErr w:type="gramEnd"/>
-            <w:r>
-              <w:rPr>
-                <w:rFonts w:cs="Arial"/>
-                <w:color w:val="000000"/>
-                <w:sz w:val="18"/>
-                <w:szCs w:val="18"/>
-                <w:lang w:eastAsia="en-US"/>
-              </w:rPr>
-              <w:t xml:space="preserve"> </w:t>
+              <w:t xml:space="preserve">ReportCurrencyAmount.ToAlternateAmount3.EnteredCurrencyRate </w:t>
             </w:r>
           </w:p>
         </w:tc>
@@ -16417,29 +15953,7 @@
                 <w:szCs w:val="18"/>
                 <w:lang w:eastAsia="en-US"/>
               </w:rPr>
-              <w:t>ReportCurrencyAmount.ToAlternateAmount</w:t>
-            </w:r>
-            <w:proofErr w:type="gramStart"/>
-            <w:r>
-              <w:rPr>
-                <w:rFonts w:cs="Arial"/>
-                <w:color w:val="000000"/>
-                <w:sz w:val="18"/>
-                <w:szCs w:val="18"/>
-                <w:lang w:eastAsia="en-US"/>
-              </w:rPr>
-              <w:t>3.EnteredCurrencyAmount</w:t>
-            </w:r>
-            <w:proofErr w:type="gramEnd"/>
-            <w:r>
-              <w:rPr>
-                <w:rFonts w:cs="Arial"/>
-                <w:color w:val="000000"/>
-                <w:sz w:val="18"/>
-                <w:szCs w:val="18"/>
-                <w:lang w:eastAsia="en-US"/>
-              </w:rPr>
-              <w:t xml:space="preserve"> </w:t>
+              <w:t xml:space="preserve">ReportCurrencyAmount.ToAlternateAmount3.EnteredCurrencyAmount </w:t>
             </w:r>
           </w:p>
         </w:tc>
@@ -16671,27 +16185,15 @@
                 <w:lang w:eastAsia="en-US"/>
               </w:rPr>
             </w:pPr>
-            <w:proofErr w:type="gramStart"/>
-            <w:r>
-              <w:rPr>
-                <w:rFonts w:cs="Arial"/>
-                <w:color w:val="000000"/>
-                <w:sz w:val="18"/>
-                <w:szCs w:val="18"/>
-                <w:lang w:eastAsia="en-US"/>
-              </w:rPr>
-              <w:t>ReportCurrencyAmount.ProjectAmount.EnteredCurrencyRate</w:t>
-            </w:r>
-            <w:proofErr w:type="gramEnd"/>
-            <w:r>
-              <w:rPr>
-                <w:rFonts w:cs="Arial"/>
-                <w:color w:val="000000"/>
-                <w:sz w:val="18"/>
-                <w:szCs w:val="18"/>
-                <w:lang w:eastAsia="en-US"/>
-              </w:rPr>
-              <w:t xml:space="preserve"> </w:t>
+            <w:r>
+              <w:rPr>
+                <w:rFonts w:cs="Arial"/>
+                <w:color w:val="000000"/>
+                <w:sz w:val="18"/>
+                <w:szCs w:val="18"/>
+                <w:lang w:eastAsia="en-US"/>
+              </w:rPr>
+              <w:t xml:space="preserve">ReportCurrencyAmount.ProjectAmount.EnteredCurrencyRate </w:t>
             </w:r>
           </w:p>
         </w:tc>
@@ -16923,27 +16425,15 @@
                 <w:lang w:eastAsia="en-US"/>
               </w:rPr>
             </w:pPr>
-            <w:proofErr w:type="gramStart"/>
-            <w:r>
-              <w:rPr>
-                <w:rFonts w:cs="Arial"/>
-                <w:color w:val="000000"/>
-                <w:sz w:val="18"/>
-                <w:szCs w:val="18"/>
-                <w:lang w:eastAsia="en-US"/>
-              </w:rPr>
-              <w:t>ReportCurrencyAmount.ProjectAmount.EnteredCurrencyAmount</w:t>
-            </w:r>
-            <w:proofErr w:type="gramEnd"/>
-            <w:r>
-              <w:rPr>
-                <w:rFonts w:cs="Arial"/>
-                <w:color w:val="000000"/>
-                <w:sz w:val="18"/>
-                <w:szCs w:val="18"/>
-                <w:lang w:eastAsia="en-US"/>
-              </w:rPr>
-              <w:t xml:space="preserve"> </w:t>
+            <w:r>
+              <w:rPr>
+                <w:rFonts w:cs="Arial"/>
+                <w:color w:val="000000"/>
+                <w:sz w:val="18"/>
+                <w:szCs w:val="18"/>
+                <w:lang w:eastAsia="en-US"/>
+              </w:rPr>
+              <w:t xml:space="preserve">ReportCurrencyAmount.ProjectAmount.EnteredCurrencyAmount </w:t>
             </w:r>
           </w:p>
         </w:tc>
@@ -17183,29 +16673,7 @@
                 <w:szCs w:val="18"/>
                 <w:lang w:eastAsia="en-US"/>
               </w:rPr>
-              <w:t>ReportCurrencyAmount.ReportAmount</w:t>
-            </w:r>
-            <w:proofErr w:type="gramStart"/>
-            <w:r>
-              <w:rPr>
-                <w:rFonts w:cs="Arial"/>
-                <w:color w:val="000000"/>
-                <w:sz w:val="18"/>
-                <w:szCs w:val="18"/>
-                <w:lang w:eastAsia="en-US"/>
-              </w:rPr>
-              <w:t>1.EnteredCurrencyRate</w:t>
-            </w:r>
-            <w:proofErr w:type="gramEnd"/>
-            <w:r>
-              <w:rPr>
-                <w:rFonts w:cs="Arial"/>
-                <w:color w:val="000000"/>
-                <w:sz w:val="18"/>
-                <w:szCs w:val="18"/>
-                <w:lang w:eastAsia="en-US"/>
-              </w:rPr>
-              <w:t xml:space="preserve"> </w:t>
+              <w:t xml:space="preserve">ReportCurrencyAmount.ReportAmount1.EnteredCurrencyRate </w:t>
             </w:r>
           </w:p>
         </w:tc>
@@ -17445,29 +16913,7 @@
                 <w:szCs w:val="18"/>
                 <w:lang w:eastAsia="en-US"/>
               </w:rPr>
-              <w:t>ReportCurrencyAmount.ReportAmount</w:t>
-            </w:r>
-            <w:proofErr w:type="gramStart"/>
-            <w:r>
-              <w:rPr>
-                <w:rFonts w:cs="Arial"/>
-                <w:color w:val="000000"/>
-                <w:sz w:val="18"/>
-                <w:szCs w:val="18"/>
-                <w:lang w:eastAsia="en-US"/>
-              </w:rPr>
-              <w:t>1.EnteredCurrencyAmount</w:t>
-            </w:r>
-            <w:proofErr w:type="gramEnd"/>
-            <w:r>
-              <w:rPr>
-                <w:rFonts w:cs="Arial"/>
-                <w:color w:val="000000"/>
-                <w:sz w:val="18"/>
-                <w:szCs w:val="18"/>
-                <w:lang w:eastAsia="en-US"/>
-              </w:rPr>
-              <w:t xml:space="preserve"> </w:t>
+              <w:t xml:space="preserve">ReportCurrencyAmount.ReportAmount1.EnteredCurrencyAmount </w:t>
             </w:r>
           </w:p>
         </w:tc>
@@ -17707,29 +17153,7 @@
                 <w:szCs w:val="18"/>
                 <w:lang w:eastAsia="en-US"/>
               </w:rPr>
-              <w:t>ReportCurrencyAmount.ReportAmount</w:t>
-            </w:r>
-            <w:proofErr w:type="gramStart"/>
-            <w:r>
-              <w:rPr>
-                <w:rFonts w:cs="Arial"/>
-                <w:color w:val="000000"/>
-                <w:sz w:val="18"/>
-                <w:szCs w:val="18"/>
-                <w:lang w:eastAsia="en-US"/>
-              </w:rPr>
-              <w:t>2.EnteredCurrencyRate</w:t>
-            </w:r>
-            <w:proofErr w:type="gramEnd"/>
-            <w:r>
-              <w:rPr>
-                <w:rFonts w:cs="Arial"/>
-                <w:color w:val="000000"/>
-                <w:sz w:val="18"/>
-                <w:szCs w:val="18"/>
-                <w:lang w:eastAsia="en-US"/>
-              </w:rPr>
-              <w:t xml:space="preserve"> </w:t>
+              <w:t xml:space="preserve">ReportCurrencyAmount.ReportAmount2.EnteredCurrencyRate </w:t>
             </w:r>
           </w:p>
         </w:tc>
@@ -17969,29 +17393,7 @@
                 <w:szCs w:val="18"/>
                 <w:lang w:eastAsia="en-US"/>
               </w:rPr>
-              <w:t>ReportCurrencyAmount.ReportAmount</w:t>
-            </w:r>
-            <w:proofErr w:type="gramStart"/>
-            <w:r>
-              <w:rPr>
-                <w:rFonts w:cs="Arial"/>
-                <w:color w:val="000000"/>
-                <w:sz w:val="18"/>
-                <w:szCs w:val="18"/>
-                <w:lang w:eastAsia="en-US"/>
-              </w:rPr>
-              <w:t>2.EnteredCurrencyAmount</w:t>
-            </w:r>
-            <w:proofErr w:type="gramEnd"/>
-            <w:r>
-              <w:rPr>
-                <w:rFonts w:cs="Arial"/>
-                <w:color w:val="000000"/>
-                <w:sz w:val="18"/>
-                <w:szCs w:val="18"/>
-                <w:lang w:eastAsia="en-US"/>
-              </w:rPr>
-              <w:t xml:space="preserve"> </w:t>
+              <w:t xml:space="preserve">ReportCurrencyAmount.ReportAmount2.EnteredCurrencyAmount </w:t>
             </w:r>
           </w:p>
         </w:tc>
@@ -18231,29 +17633,7 @@
                 <w:szCs w:val="18"/>
                 <w:lang w:eastAsia="en-US"/>
               </w:rPr>
-              <w:t>ReportCurrencyAmount.ReportAmount</w:t>
-            </w:r>
-            <w:proofErr w:type="gramStart"/>
-            <w:r>
-              <w:rPr>
-                <w:rFonts w:cs="Arial"/>
-                <w:color w:val="000000"/>
-                <w:sz w:val="18"/>
-                <w:szCs w:val="18"/>
-                <w:lang w:eastAsia="en-US"/>
-              </w:rPr>
-              <w:t>3.EnteredCurrencyRate</w:t>
-            </w:r>
-            <w:proofErr w:type="gramEnd"/>
-            <w:r>
-              <w:rPr>
-                <w:rFonts w:cs="Arial"/>
-                <w:color w:val="000000"/>
-                <w:sz w:val="18"/>
-                <w:szCs w:val="18"/>
-                <w:lang w:eastAsia="en-US"/>
-              </w:rPr>
-              <w:t xml:space="preserve"> </w:t>
+              <w:t xml:space="preserve">ReportCurrencyAmount.ReportAmount3.EnteredCurrencyRate </w:t>
             </w:r>
           </w:p>
         </w:tc>
@@ -18493,29 +17873,7 @@
                 <w:szCs w:val="18"/>
                 <w:lang w:eastAsia="en-US"/>
               </w:rPr>
-              <w:t>ReportCurrencyAmount.ReportAmount</w:t>
-            </w:r>
-            <w:proofErr w:type="gramStart"/>
-            <w:r>
-              <w:rPr>
-                <w:rFonts w:cs="Arial"/>
-                <w:color w:val="000000"/>
-                <w:sz w:val="18"/>
-                <w:szCs w:val="18"/>
-                <w:lang w:eastAsia="en-US"/>
-              </w:rPr>
-              <w:t>3.EnteredCurrencyAmount</w:t>
-            </w:r>
-            <w:proofErr w:type="gramEnd"/>
-            <w:r>
-              <w:rPr>
-                <w:rFonts w:cs="Arial"/>
-                <w:color w:val="000000"/>
-                <w:sz w:val="18"/>
-                <w:szCs w:val="18"/>
-                <w:lang w:eastAsia="en-US"/>
-              </w:rPr>
-              <w:t xml:space="preserve"> </w:t>
+              <w:t xml:space="preserve">ReportCurrencyAmount.ReportAmount3.EnteredCurrencyAmount </w:t>
             </w:r>
           </w:p>
         </w:tc>
@@ -18755,29 +18113,7 @@
                 <w:szCs w:val="18"/>
                 <w:lang w:eastAsia="en-US"/>
               </w:rPr>
-              <w:t>ReportCurrencyAmount.ReportAmount</w:t>
-            </w:r>
-            <w:proofErr w:type="gramStart"/>
-            <w:r>
-              <w:rPr>
-                <w:rFonts w:cs="Arial"/>
-                <w:color w:val="000000"/>
-                <w:sz w:val="18"/>
-                <w:szCs w:val="18"/>
-                <w:lang w:eastAsia="en-US"/>
-              </w:rPr>
-              <w:t>4.EnteredCurrencyRate</w:t>
-            </w:r>
-            <w:proofErr w:type="gramEnd"/>
-            <w:r>
-              <w:rPr>
-                <w:rFonts w:cs="Arial"/>
-                <w:color w:val="000000"/>
-                <w:sz w:val="18"/>
-                <w:szCs w:val="18"/>
-                <w:lang w:eastAsia="en-US"/>
-              </w:rPr>
-              <w:t xml:space="preserve"> </w:t>
+              <w:t xml:space="preserve">ReportCurrencyAmount.ReportAmount4.EnteredCurrencyRate </w:t>
             </w:r>
           </w:p>
         </w:tc>
@@ -19017,29 +18353,7 @@
                 <w:szCs w:val="18"/>
                 <w:lang w:eastAsia="en-US"/>
               </w:rPr>
-              <w:t>ReportCurrencyAmount.ReportAmount</w:t>
-            </w:r>
-            <w:proofErr w:type="gramStart"/>
-            <w:r>
-              <w:rPr>
-                <w:rFonts w:cs="Arial"/>
-                <w:color w:val="000000"/>
-                <w:sz w:val="18"/>
-                <w:szCs w:val="18"/>
-                <w:lang w:eastAsia="en-US"/>
-              </w:rPr>
-              <w:t>4.EnteredCurrencyAmount</w:t>
-            </w:r>
-            <w:proofErr w:type="gramEnd"/>
-            <w:r>
-              <w:rPr>
-                <w:rFonts w:cs="Arial"/>
-                <w:color w:val="000000"/>
-                <w:sz w:val="18"/>
-                <w:szCs w:val="18"/>
-                <w:lang w:eastAsia="en-US"/>
-              </w:rPr>
-              <w:t xml:space="preserve"> </w:t>
+              <w:t xml:space="preserve">ReportCurrencyAmount.ReportAmount4.EnteredCurrencyAmount </w:t>
             </w:r>
           </w:p>
         </w:tc>
@@ -19290,29 +18604,7 @@
                 <w:szCs w:val="18"/>
                 <w:lang w:eastAsia="en-US"/>
               </w:rPr>
-              <w:t>ReportCurrencyAmount.ReportAmount</w:t>
-            </w:r>
-            <w:proofErr w:type="gramStart"/>
-            <w:r>
-              <w:rPr>
-                <w:rFonts w:cs="Arial"/>
-                <w:color w:val="000000"/>
-                <w:sz w:val="18"/>
-                <w:szCs w:val="18"/>
-                <w:lang w:eastAsia="en-US"/>
-              </w:rPr>
-              <w:t>5.EnteredCurrencyRate</w:t>
-            </w:r>
-            <w:proofErr w:type="gramEnd"/>
-            <w:r>
-              <w:rPr>
-                <w:rFonts w:cs="Arial"/>
-                <w:color w:val="000000"/>
-                <w:sz w:val="18"/>
-                <w:szCs w:val="18"/>
-                <w:lang w:eastAsia="en-US"/>
-              </w:rPr>
-              <w:t xml:space="preserve"> </w:t>
+              <w:t xml:space="preserve">ReportCurrencyAmount.ReportAmount5.EnteredCurrencyRate </w:t>
             </w:r>
           </w:p>
         </w:tc>
@@ -19564,29 +18856,7 @@
                 <w:szCs w:val="18"/>
                 <w:lang w:eastAsia="en-US"/>
               </w:rPr>
-              <w:t>ReportCurrencyAmount.ReportAmount</w:t>
-            </w:r>
-            <w:proofErr w:type="gramStart"/>
-            <w:r>
-              <w:rPr>
-                <w:rFonts w:cs="Arial"/>
-                <w:color w:val="000000"/>
-                <w:sz w:val="18"/>
-                <w:szCs w:val="18"/>
-                <w:lang w:eastAsia="en-US"/>
-              </w:rPr>
-              <w:t>5.EnteredCurrencyAmount</w:t>
-            </w:r>
-            <w:proofErr w:type="gramEnd"/>
-            <w:r>
-              <w:rPr>
-                <w:rFonts w:cs="Arial"/>
-                <w:color w:val="000000"/>
-                <w:sz w:val="18"/>
-                <w:szCs w:val="18"/>
-                <w:lang w:eastAsia="en-US"/>
-              </w:rPr>
-              <w:t xml:space="preserve"> </w:t>
+              <w:t xml:space="preserve">ReportCurrencyAmount.ReportAmount5.EnteredCurrencyAmount </w:t>
             </w:r>
           </w:p>
         </w:tc>
@@ -21640,7 +20910,6 @@
                 <w:lang w:eastAsia="en-US"/>
               </w:rPr>
             </w:pPr>
-            <w:proofErr w:type="gramStart"/>
             <w:r>
               <w:rPr>
                 <w:rFonts w:cs="Arial"/>
@@ -21650,19 +20919,7 @@
                 <w:szCs w:val="18"/>
                 <w:lang w:eastAsia="en-US"/>
               </w:rPr>
-              <w:t>Acct</w:t>
-            </w:r>
-            <w:proofErr w:type="gramEnd"/>
-            <w:r>
-              <w:rPr>
-                <w:rFonts w:cs="Arial"/>
-                <w:b/>
-                <w:color w:val="000000"/>
-                <w:sz w:val="18"/>
-                <w:szCs w:val="18"/>
-                <w:lang w:eastAsia="en-US"/>
-              </w:rPr>
-              <w:t>-Category</w:t>
+              <w:t>Acct-Category</w:t>
             </w:r>
           </w:p>
           <w:p>
@@ -24543,27 +23800,7 @@
                 <w:szCs w:val="18"/>
               </w:rPr>
               <w:lastRenderedPageBreak/>
-              <w:t xml:space="preserve">should occur.  If this field is left blank, it will reverse </w:t>
-            </w:r>
-            <w:proofErr w:type="gramStart"/>
-            <w:r>
-              <w:rPr>
-                <w:rFonts w:cs="Arial"/>
-                <w:color w:val="000000"/>
-                <w:sz w:val="18"/>
-                <w:szCs w:val="18"/>
-              </w:rPr>
-              <w:t>the next</w:t>
-            </w:r>
-            <w:proofErr w:type="gramEnd"/>
-            <w:r>
-              <w:rPr>
-                <w:rFonts w:cs="Arial"/>
-                <w:color w:val="000000"/>
-                <w:sz w:val="18"/>
-                <w:szCs w:val="18"/>
-              </w:rPr>
-              <w:t xml:space="preserve"> month.</w:t>
+              <w:t>should occur.  If this field is left blank, it will reverse the next month.</w:t>
             </w:r>
           </w:p>
         </w:tc>
@@ -25299,27 +24536,7 @@
                 <w:sz w:val="18"/>
                 <w:szCs w:val="18"/>
               </w:rPr>
-              <w:t xml:space="preserve">If a vendor is </w:t>
-            </w:r>
-            <w:proofErr w:type="gramStart"/>
-            <w:r>
-              <w:rPr>
-                <w:rFonts w:cs="Arial"/>
-                <w:color w:val="000000"/>
-                <w:sz w:val="18"/>
-                <w:szCs w:val="18"/>
-              </w:rPr>
-              <w:t>to be attached</w:t>
-            </w:r>
-            <w:proofErr w:type="gramEnd"/>
-            <w:r>
-              <w:rPr>
-                <w:rFonts w:cs="Arial"/>
-                <w:color w:val="000000"/>
-                <w:sz w:val="18"/>
-                <w:szCs w:val="18"/>
-              </w:rPr>
-              <w:t xml:space="preserve"> to the transaction, enter the vendor number here</w:t>
+              <w:t>If a vendor is to be attached to the transaction, enter the vendor number here</w:t>
             </w:r>
           </w:p>
         </w:tc>
@@ -28552,15 +27769,7 @@
         <w:t xml:space="preserve"> be triggered on-demand if the </w:t>
       </w:r>
       <w:r>
-        <w:t xml:space="preserve">interface program </w:t>
-      </w:r>
-      <w:proofErr w:type="gramStart"/>
-      <w:r>
-        <w:t>failed</w:t>
-      </w:r>
-      <w:proofErr w:type="gramEnd"/>
-      <w:r>
-        <w:t>.</w:t>
+        <w:t>interface program failed.</w:t>
       </w:r>
     </w:p>
     <w:p>
@@ -28606,23 +27815,7 @@
           <w:rFonts w:cs="Arial"/>
           <w:lang w:eastAsia="de-DE"/>
         </w:rPr>
-        <w:t xml:space="preserve">Configure a file channel to </w:t>
-      </w:r>
-      <w:proofErr w:type="gramStart"/>
-      <w:r>
-        <w:rPr>
-          <w:rFonts w:cs="Arial"/>
-          <w:lang w:eastAsia="de-DE"/>
-        </w:rPr>
-        <w:t>monitor for</w:t>
-      </w:r>
-      <w:proofErr w:type="gramEnd"/>
-      <w:r>
-        <w:rPr>
-          <w:rFonts w:cs="Arial"/>
-          <w:lang w:eastAsia="de-DE"/>
-        </w:rPr>
-        <w:t xml:space="preserve"> any incoming source files for processing.  The process and error directory contents will be stored in the file storage. A single work unit will be created for each source file.</w:t>
+        <w:t>Configure a file channel to monitor for any incoming source files for processing.  The process and error directory contents will be stored in the file storage. A single work unit will be created for each source file.</w:t>
       </w:r>
     </w:p>
     <w:p>
@@ -30414,7 +29607,6 @@
                 <w:szCs w:val="16"/>
               </w:rPr>
             </w:pPr>
-            <w:proofErr w:type="gramStart"/>
             <w:r>
               <w:rPr>
                 <w:sz w:val="16"/>
@@ -30422,7 +29614,6 @@
               </w:rPr>
               <w:t>User</w:t>
             </w:r>
-            <w:proofErr w:type="gramEnd"/>
             <w:r>
               <w:rPr>
                 <w:sz w:val="16"/>
@@ -32271,7 +31462,7 @@
       <w:rPr>
         <w:noProof/>
       </w:rPr>
-      <w:t>Document Control</w:t>
+      <w:t>Functional Specifications</w:t>
     </w:r>
     <w:r>
       <w:rPr>
@@ -32385,7 +31576,7 @@
       <w:rPr>
         <w:noProof/>
       </w:rPr>
-      <w:instrText>3</w:instrText>
+      <w:instrText>8</w:instrText>
     </w:r>
     <w:r>
       <w:fldChar w:fldCharType="end"/>
@@ -32400,7 +31591,7 @@
       <w:rPr>
         <w:noProof/>
       </w:rPr>
-      <w:t>3</w:t>
+      <w:t>8</w:t>
     </w:r>
     <w:r>
       <w:fldChar w:fldCharType="end"/>
@@ -32670,7 +31861,7 @@
       <w:rPr>
         <w:noProof/>
       </w:rPr>
-      <w:t>09/05/2024</w:t>
+      <w:t>11/28/2025</w:t>
     </w:r>
     <w:r>
       <w:fldChar w:fldCharType="end"/>
@@ -37153,6 +36344,7 @@
     <w:rsid w:val="009825B6"/>
     <w:rsid w:val="00994F1A"/>
     <w:rsid w:val="009B610E"/>
+    <w:rsid w:val="009D2C58"/>
     <w:rsid w:val="00A02414"/>
     <w:rsid w:val="00A04757"/>
     <w:rsid w:val="00A049C7"/>
@@ -37160,6 +36352,7 @@
     <w:rsid w:val="00A322BE"/>
     <w:rsid w:val="00A40463"/>
     <w:rsid w:val="00A86CB3"/>
+    <w:rsid w:val="00AD1983"/>
     <w:rsid w:val="00B65AF5"/>
     <w:rsid w:val="00B82115"/>
     <w:rsid w:val="00BB2133"/>
@@ -37945,10 +37138,6 @@
 </file>
 
 <file path=customXml/item1.xml><?xml version="1.0" encoding="utf-8"?>
-<b:Sources xmlns:b="http://schemas.openxmlformats.org/officeDocument/2006/bibliography" xmlns="http://schemas.openxmlformats.org/officeDocument/2006/bibliography" SelectedStyle="\APA.XSL" StyleName="APA"/>
-</file>
-
-<file path=customXml/item2.xml><?xml version="1.0" encoding="utf-8"?>
 <p:properties xmlns:p="http://schemas.microsoft.com/office/2006/metadata/properties" xmlns:xsi="http://www.w3.org/2001/XMLSchema-instance" xmlns:pc="http://schemas.microsoft.com/office/infopath/2007/PartnerControls">
   <documentManagement>
     <lcf76f155ced4ddcb4097134ff3c332f xmlns="1b1a9d9d-0c39-4e44-be43-3c80d58e773c">
@@ -37959,7 +37148,20 @@
 </p:properties>
 </file>
 
+<file path=customXml/item2.xml><?xml version="1.0" encoding="utf-8"?>
+<b:Sources xmlns:b="http://schemas.openxmlformats.org/officeDocument/2006/bibliography" xmlns="http://schemas.openxmlformats.org/officeDocument/2006/bibliography" SelectedStyle="\APA.XSL" StyleName="APA"/>
+</file>
+
 <file path=customXml/item3.xml><?xml version="1.0" encoding="utf-8"?>
+<?mso-contentType ?>
+<FormTemplates xmlns="http://schemas.microsoft.com/sharepoint/v3/contenttype/forms">
+  <Display>DocumentLibraryForm</Display>
+  <Edit>DocumentLibraryForm</Edit>
+  <New>DocumentLibraryForm</New>
+</FormTemplates>
+</file>
+
+<file path=customXml/item4.xml><?xml version="1.0" encoding="utf-8"?>
 <ct:contentTypeSchema xmlns:ct="http://schemas.microsoft.com/office/2006/metadata/contentType" xmlns:ma="http://schemas.microsoft.com/office/2006/metadata/properties/metaAttributes" ct:_="" ma:_="" ma:contentTypeName="Document" ma:contentTypeID="0x0101008179CA502148F64792A17673794BC0D1" ma:contentTypeVersion="15" ma:contentTypeDescription="Create a new document." ma:contentTypeScope="" ma:versionID="64ce25e20a02df23cc5580d9c622b827">
   <xsd:schema xmlns:xsd="http://www.w3.org/2001/XMLSchema" xmlns:xs="http://www.w3.org/2001/XMLSchema" xmlns:p="http://schemas.microsoft.com/office/2006/metadata/properties" xmlns:ns2="1b1a9d9d-0c39-4e44-be43-3c80d58e773c" xmlns:ns3="3c72e7f1-0b0c-4fef-8c62-9d207e0f4ce4" targetNamespace="http://schemas.microsoft.com/office/2006/metadata/properties" ma:root="true" ma:fieldsID="a990d1f72ee9b3cc35a1bc4318841add" ns2:_="" ns3:_="">
     <xsd:import namespace="1b1a9d9d-0c39-4e44-be43-3c80d58e773c"/>
@@ -38196,24 +37398,7 @@
 </ct:contentTypeSchema>
 </file>
 
-<file path=customXml/item4.xml><?xml version="1.0" encoding="utf-8"?>
-<?mso-contentType ?>
-<FormTemplates xmlns="http://schemas.microsoft.com/sharepoint/v3/contenttype/forms">
-  <Display>DocumentLibraryForm</Display>
-  <Edit>DocumentLibraryForm</Edit>
-  <New>DocumentLibraryForm</New>
-</FormTemplates>
-</file>
-
 <file path=customXml/itemProps1.xml><?xml version="1.0" encoding="utf-8"?>
-<ds:datastoreItem xmlns:ds="http://schemas.openxmlformats.org/officeDocument/2006/customXml" ds:itemID="{DA74B771-2911-40C1-8939-4B44CBA71521}">
-  <ds:schemaRefs>
-    <ds:schemaRef ds:uri="http://schemas.openxmlformats.org/officeDocument/2006/bibliography"/>
-  </ds:schemaRefs>
-</ds:datastoreItem>
-</file>
-
-<file path=customXml/itemProps2.xml><?xml version="1.0" encoding="utf-8"?>
 <ds:datastoreItem xmlns:ds="http://schemas.openxmlformats.org/officeDocument/2006/customXml" ds:itemID="{3D960D5D-48DB-41BB-A7DA-5EDED2EF2E79}">
   <ds:schemaRefs>
     <ds:schemaRef ds:uri="http://schemas.microsoft.com/office/2006/metadata/properties"/>
@@ -38224,7 +37409,23 @@
 </ds:datastoreItem>
 </file>
 
+<file path=customXml/itemProps2.xml><?xml version="1.0" encoding="utf-8"?>
+<ds:datastoreItem xmlns:ds="http://schemas.openxmlformats.org/officeDocument/2006/customXml" ds:itemID="{DA74B771-2911-40C1-8939-4B44CBA71521}">
+  <ds:schemaRefs>
+    <ds:schemaRef ds:uri="http://schemas.openxmlformats.org/officeDocument/2006/bibliography"/>
+  </ds:schemaRefs>
+</ds:datastoreItem>
+</file>
+
 <file path=customXml/itemProps3.xml><?xml version="1.0" encoding="utf-8"?>
+<ds:datastoreItem xmlns:ds="http://schemas.openxmlformats.org/officeDocument/2006/customXml" ds:itemID="{00F994B5-BCF5-4150-BBB2-18B540F8459D}">
+  <ds:schemaRefs>
+    <ds:schemaRef ds:uri="http://schemas.microsoft.com/sharepoint/v3/contenttype/forms"/>
+  </ds:schemaRefs>
+</ds:datastoreItem>
+</file>
+
+<file path=customXml/itemProps4.xml><?xml version="1.0" encoding="utf-8"?>
 <ds:datastoreItem xmlns:ds="http://schemas.openxmlformats.org/officeDocument/2006/customXml" ds:itemID="{D0464CDA-3137-4E77-BEEF-4A509F0289E2}">
   <ds:schemaRefs>
     <ds:schemaRef ds:uri="http://schemas.microsoft.com/office/2006/metadata/contentType"/>
@@ -38241,12 +37442,4 @@
     <ds:schemaRef ds:uri="http://schemas.microsoft.com/internal/obd"/>
   </ds:schemaRefs>
 </ds:datastoreItem>
-</file>
-
-<file path=customXml/itemProps4.xml><?xml version="1.0" encoding="utf-8"?>
-<ds:datastoreItem xmlns:ds="http://schemas.openxmlformats.org/officeDocument/2006/customXml" ds:itemID="{00F994B5-BCF5-4150-BBB2-18B540F8459D}">
-  <ds:schemaRefs>
-    <ds:schemaRef ds:uri="http://schemas.microsoft.com/sharepoint/v3/contenttype/forms"/>
-  </ds:schemaRefs>
-</ds:datastoreItem>
 </file>